--- a/Siddhi - Software Guide.docx
+++ b/Siddhi - Software Guide.docx
@@ -10,7 +10,7 @@
         <w:rPr>
           <w:color w:val="1D4E89"/>
         </w:rPr>
-        <w:t>Drishti</w:t>
+        <w:t>Siddhi</w:t>
       </w:r>
     </w:p>
     <w:p>
@@ -74,7 +74,7 @@
           <w:i w:val="0"/>
           <w:sz w:val="22"/>
         </w:rPr>
-        <w:t>Drishti collects all the patient data in one place, spots trouble early, and sends a team to fix the cause.</w:t>
+        <w:t>Siddhi collects all the patient data in one place, spots trouble early, and sends a team to fix the cause.</w:t>
       </w:r>
     </w:p>
     <w:p>
@@ -1489,7 +1489,7 @@
           <w:i w:val="0"/>
           <w:sz w:val="22"/>
         </w:rPr>
-        <w:t>The 2015 Harvard project at the Kumbh proved that health workers will enter the data. Thirty thousand visits were logged on tablets. It simply drew charts with that data. Drishti is everything that should happen in the ten minutes after the data is entered: see it, detect it, send someone, and carry the result home with the patient.</w:t>
+        <w:t>The 2015 Harvard project at the Kumbh proved that health workers will enter the data. Thirty thousand visits were logged on tablets. It simply drew charts with that data. Siddhi is everything that should happen in the ten minutes after the data is entered: see it, detect it, send someone, and carry the result home with the patient.</w:t>
       </w:r>
     </w:p>
     <w:sectPr>
